--- a/frontend/assets/Lodovico-Resume-04-08-26.docx
+++ b/frontend/assets/Lodovico-Resume-04-08-26.docx
@@ -192,7 +192,21 @@
           <w:rFonts w:ascii="Calibri" w:hAnsi="Calibri"/>
           <w:b/>
         </w:rPr>
-        <w:t>Senior Software Engineer — Platform Systems | Torc Robotics (Sept 2024 – Present)</w:t>
+        <w:t>Senior Software Engineer</w:t>
+      </w:r>
+      <w:r>
+        <w:rPr>
+          <w:rFonts w:ascii="Calibri" w:hAnsi="Calibri"/>
+          <w:b/>
+        </w:rPr>
+        <w:t xml:space="preserve"> </w:t>
+      </w:r>
+      <w:r>
+        <w:rPr>
+          <w:rFonts w:ascii="Calibri" w:hAnsi="Calibri"/>
+          <w:b/>
+        </w:rPr>
+        <w:t>| Torc Robotics (Sept 2024 – Present)</w:t>
       </w:r>
     </w:p>
     <w:p>
@@ -203,29 +217,19 @@
         <w:rPr>
           <w:rFonts w:ascii="Calibri" w:hAnsi="Calibri"/>
         </w:rPr>
-        <w:t>Designed and operated a high-availability, event-driven telemetry platform using AWS IoT, Kinesis, Lambda, and DynamoDB with strict latency and reliability requirements.</w:t>
+        <w:t>Design and operat</w:t>
       </w:r>
-    </w:p>
-    <w:p>
-      <w:pPr>
-        <w:pStyle w:val="ListBullet"/>
-      </w:pPr>
       <w:r>
         <w:rPr>
           <w:rFonts w:ascii="Calibri" w:hAnsi="Calibri"/>
         </w:rPr>
-        <w:t>Owned platform APIs documented via OpenAPI and consumed by multiple downstream engineering teams.</w:t>
+        <w:t>e</w:t>
       </w:r>
-    </w:p>
-    <w:p>
-      <w:pPr>
-        <w:pStyle w:val="ListBullet"/>
-      </w:pPr>
       <w:r>
         <w:rPr>
           <w:rFonts w:ascii="Calibri" w:hAnsi="Calibri"/>
         </w:rPr>
-        <w:t>Defined and monitored SLOs; built Datadog dashboards and synthetic tests to manage system health and operational risk.</w:t>
+        <w:t xml:space="preserve"> a high-availability, event-driven telemetry platform using AWS IoT, Kinesis, Lambda, and DynamoDB with strict latency and reliability requirements.</w:t>
       </w:r>
     </w:p>
     <w:p>
@@ -236,7 +240,7 @@
         <w:rPr>
           <w:rFonts w:ascii="Calibri" w:hAnsi="Calibri"/>
         </w:rPr>
-        <w:t>Applied GitHub Copilot for code generation, refactoring, and test creation, while enforcing correctness through reviews, automated testing, and architectural validation.</w:t>
+        <w:t>Own platform APIs documented via OpenAPI and consumed by multiple downstream engineering teams.</w:t>
       </w:r>
     </w:p>
     <w:p>
@@ -247,29 +251,87 @@
         <w:rPr>
           <w:rFonts w:ascii="Calibri" w:hAnsi="Calibri"/>
         </w:rPr>
-        <w:t>Automated infrastructure and deployments using Terraform and GitHub Actions.</w:t>
+        <w:t>Define and monitor SLOs; buil</w:t>
       </w:r>
-    </w:p>
-    <w:p>
-      <w:pPr>
-        <w:pStyle w:val="ListBullet"/>
-      </w:pPr>
       <w:r>
         <w:rPr>
           <w:rFonts w:ascii="Calibri" w:hAnsi="Calibri"/>
         </w:rPr>
-        <w:t>Provided technical leadership, mentoring engineers and guiding architectural decisions.</w:t>
+        <w:t>d</w:t>
       </w:r>
-    </w:p>
-    <w:p>
-      <w:pPr>
-        <w:pStyle w:val="ListBullet"/>
-      </w:pPr>
       <w:r>
         <w:rPr>
           <w:rFonts w:ascii="Calibri" w:hAnsi="Calibri"/>
         </w:rPr>
-        <w:t>Served in on-call rotations, leading production incident response and postmortems.</w:t>
+        <w:t xml:space="preserve"> Datadog dashboards and synthetic tests to manage system health and operational risk.</w:t>
+      </w:r>
+    </w:p>
+    <w:p>
+      <w:pPr>
+        <w:pStyle w:val="ListBullet"/>
+      </w:pPr>
+      <w:r>
+        <w:rPr>
+          <w:rFonts w:ascii="Calibri" w:hAnsi="Calibri"/>
+        </w:rPr>
+        <w:t>Appl</w:t>
+      </w:r>
+      <w:r>
+        <w:rPr>
+          <w:rFonts w:ascii="Calibri" w:hAnsi="Calibri"/>
+        </w:rPr>
+        <w:t>y</w:t>
+      </w:r>
+      <w:r>
+        <w:rPr>
+          <w:rFonts w:ascii="Calibri" w:hAnsi="Calibri"/>
+        </w:rPr>
+        <w:t xml:space="preserve"> GitHub Copilot for code generation, refactoring, and test creation, while enforcing correctness through reviews, automated testing, and architectural validation.</w:t>
+      </w:r>
+    </w:p>
+    <w:p>
+      <w:pPr>
+        <w:pStyle w:val="ListBullet"/>
+      </w:pPr>
+      <w:r>
+        <w:rPr>
+          <w:rFonts w:ascii="Calibri" w:hAnsi="Calibri"/>
+        </w:rPr>
+        <w:t>Automat</w:t>
+      </w:r>
+      <w:r>
+        <w:rPr>
+          <w:rFonts w:ascii="Calibri" w:hAnsi="Calibri"/>
+        </w:rPr>
+        <w:t>e</w:t>
+      </w:r>
+      <w:r>
+        <w:rPr>
+          <w:rFonts w:ascii="Calibri" w:hAnsi="Calibri"/>
+        </w:rPr>
+        <w:t xml:space="preserve"> infrastructure and deployments using Terraform and GitHub Actions.</w:t>
+      </w:r>
+    </w:p>
+    <w:p>
+      <w:pPr>
+        <w:pStyle w:val="ListBullet"/>
+      </w:pPr>
+      <w:r>
+        <w:rPr>
+          <w:rFonts w:ascii="Calibri" w:hAnsi="Calibri"/>
+        </w:rPr>
+        <w:t>Provide technical leadership, mentoring engineers and guiding architectural decisions.</w:t>
+      </w:r>
+    </w:p>
+    <w:p>
+      <w:pPr>
+        <w:pStyle w:val="ListBullet"/>
+      </w:pPr>
+      <w:r>
+        <w:rPr>
+          <w:rFonts w:ascii="Calibri" w:hAnsi="Calibri"/>
+        </w:rPr>
+        <w:t>Serve in on-call rotations, leading production incident response and postmortems.</w:t>
       </w:r>
     </w:p>
     <w:p>
